--- a/Ledger_SaaS_Subscription_Management_Internship_Report.docx
+++ b/Ledger_SaaS_Subscription_Management_Internship_Report.docx
@@ -13,7 +13,15 @@
           <w:color w:val="2563EB"/>
           <w:sz w:val="26"/>
         </w:rPr>
-        <w:t>CLOUD COMPUTING INTERNSHIP</w:t>
+        <w:t>FULL STACK DEVELOPER</w:t>
+      </w:r>
+      <w:r>
+        <w:rPr>
+          <w:b/>
+          <w:color w:val="2563EB"/>
+          <w:sz w:val="26"/>
+        </w:rPr>
+        <w:t xml:space="preserve"> INTERNSHIP</w:t>
       </w:r>
     </w:p>
     <w:p>
@@ -88,8 +96,6 @@
         <w:br/>
         <w:t>Mode: Pan India, Hybrid</w:t>
       </w:r>
-      <w:bookmarkStart w:id="0" w:name="_GoBack"/>
-      <w:bookmarkEnd w:id="0"/>
     </w:p>
     <w:p>
       <w:pPr>
@@ -111,11 +117,25 @@
       </w:r>
       <w:proofErr w:type="spellEnd"/>
       <w:r>
-        <w:t xml:space="preserve"> Yadav</w:t>
+        <w:t xml:space="preserve"> </w:t>
       </w:r>
+      <w:proofErr w:type="spellStart"/>
+      <w:r>
+        <w:t>Yadav</w:t>
+      </w:r>
+      <w:bookmarkStart w:id="0" w:name="_GoBack"/>
+      <w:bookmarkEnd w:id="0"/>
+      <w:proofErr w:type="spellEnd"/>
       <w:r>
         <w:br/>
-        <w:t>B.Tech – Computer Science &amp; Engineeri</w:t>
+      </w:r>
+      <w:proofErr w:type="spellStart"/>
+      <w:r>
+        <w:t>B.Tech</w:t>
+      </w:r>
+      <w:proofErr w:type="spellEnd"/>
+      <w:r>
+        <w:t xml:space="preserve"> – Computer Science &amp; Engineeri</w:t>
       </w:r>
       <w:r>
         <w:t>ng</w:t>
@@ -470,10 +490,7 @@
           </w:tcPr>
           <w:p>
             <w:r>
-              <w:t xml:space="preserve">Company &amp; Internship </w:t>
-            </w:r>
-            <w:r>
-              <w:t>Overview</w:t>
+              <w:t>Company &amp; Internship Overview</w:t>
             </w:r>
           </w:p>
         </w:tc>
@@ -1066,10 +1083,7 @@
           </w:tcPr>
           <w:p>
             <w:r>
-              <w:t xml:space="preserve">Docker Compose </w:t>
-            </w:r>
-            <w:r>
-              <w:t>Service Architecture</w:t>
+              <w:t>Docker Compose Service Architecture</w:t>
             </w:r>
           </w:p>
         </w:tc>
@@ -1850,10 +1864,7 @@
           </w:tcPr>
           <w:p>
             <w:r>
-              <w:t xml:space="preserve">Docker </w:t>
-            </w:r>
-            <w:r>
-              <w:t>Compose</w:t>
+              <w:t>Docker Compose</w:t>
             </w:r>
           </w:p>
         </w:tc>
@@ -1988,10 +1999,7 @@
           </w:tcPr>
           <w:p>
             <w:r>
-              <w:t>Next.js 14, TypeScript, Tailwind</w:t>
-            </w:r>
-            <w:r>
-              <w:t xml:space="preserve"> CSS, Recharts</w:t>
+              <w:t>Next.js 14, TypeScript, Tailwind CSS, Recharts</w:t>
             </w:r>
           </w:p>
         </w:tc>
@@ -2382,10 +2390,7 @@
           </w:tcPr>
           <w:p>
             <w:r>
-              <w:t xml:space="preserve">Persistent users, plans, </w:t>
-            </w:r>
-            <w:r>
-              <w:t>subscriptions, invoices, usage and audit data</w:t>
+              <w:t>Persistent users, plans, subscriptions, invoices, usage and audit data</w:t>
             </w:r>
           </w:p>
         </w:tc>
@@ -2546,10 +2551,7 @@
           </w:tcPr>
           <w:p>
             <w:r>
-              <w:t xml:space="preserve">REST API on </w:t>
-            </w:r>
-            <w:r>
-              <w:t>port 4000</w:t>
+              <w:t>REST API on port 4000</w:t>
             </w:r>
           </w:p>
         </w:tc>
@@ -2970,10 +2972,7 @@
           </w:tcPr>
           <w:p>
             <w:r>
-              <w:t xml:space="preserve">Running frontend </w:t>
-            </w:r>
-            <w:r>
-              <w:t>service</w:t>
+              <w:t>Running frontend service</w:t>
             </w:r>
           </w:p>
         </w:tc>
@@ -3446,10 +3445,7 @@
           </w:tcPr>
           <w:p>
             <w:r>
-              <w:t>Dockerfiles and Com</w:t>
-            </w:r>
-            <w:r>
-              <w:t>pose service configuration reviewed</w:t>
+              <w:t>Dockerfiles and Compose service configuration reviewed</w:t>
             </w:r>
           </w:p>
         </w:tc>
@@ -3565,10 +3561,7 @@
           </w:tcPr>
           <w:p>
             <w:r>
-              <w:t>Configured NEXT_</w:t>
-            </w:r>
-            <w:r>
-              <w:t>PUBLIC_API_URL and CORS with CLIENT_URL.</w:t>
+              <w:t>Configured NEXT_PUBLIC_API_URL and CORS with CLIENT_URL.</w:t>
             </w:r>
           </w:p>
         </w:tc>
@@ -3655,10 +3648,7 @@
           </w:tcPr>
           <w:p>
             <w:r>
-              <w:t xml:space="preserve">Stripe webhook handlers update </w:t>
-            </w:r>
-            <w:r>
-              <w:t>local subscription and invoice data.</w:t>
+              <w:t>Stripe webhook handlers update local subscription and invoice data.</w:t>
             </w:r>
           </w:p>
         </w:tc>
@@ -4043,7 +4033,7 @@
       <w:rPr>
         <w:noProof/>
       </w:rPr>
-      <w:t>3</w:t>
+      <w:t>1</w:t>
     </w:r>
     <w:r>
       <w:fldChar w:fldCharType="end"/>
@@ -28444,7 +28434,7 @@
 </file>
 
 <file path=customXml/itemProps1.xml><?xml version="1.0" encoding="utf-8"?>
-<ds:datastoreItem xmlns:ds="http://schemas.openxmlformats.org/officeDocument/2006/customXml" ds:itemID="{AB128E4E-27BC-45CF-BC4D-5F3B9B8F8CF5}">
+<ds:datastoreItem xmlns:ds="http://schemas.openxmlformats.org/officeDocument/2006/customXml" ds:itemID="{6C96E3A0-2E0A-4005-8D4A-8E099FD2741F}">
   <ds:schemaRefs>
     <ds:schemaRef ds:uri="http://schemas.openxmlformats.org/officeDocument/2006/bibliography"/>
   </ds:schemaRefs>
